--- a/委製需求明細.docx
+++ b/委製需求明細.docx
@@ -733,6 +733,30 @@
           <w:szCs w:val="20"/>
         </w:rPr>
       </w:pPr>
+    </w:p>
+    <w:p>
+      <w:pPr>
+        <w:snapToGrid w:val="0"/>
+        <w:spacing w:after="0"/>
+        <w:contextualSpacing/>
+        <w:rPr>
+          <w:rFonts w:ascii="微軟正黑體" w:eastAsia="微軟正黑體" w:hAnsi="微軟正黑體"/>
+          <w:sz w:val="20"/>
+          <w:szCs w:val="20"/>
+        </w:rPr>
+      </w:pPr>
+    </w:p>
+    <w:p>
+      <w:pPr>
+        <w:snapToGrid w:val="0"/>
+        <w:spacing w:after="0"/>
+        <w:contextualSpacing/>
+        <w:rPr>
+          <w:rFonts w:ascii="微軟正黑體" w:eastAsia="微軟正黑體" w:hAnsi="微軟正黑體"/>
+          <w:sz w:val="20"/>
+          <w:szCs w:val="20"/>
+        </w:rPr>
+      </w:pPr>
       <w:r>
         <w:rPr>
           <w:rFonts w:ascii="微軟正黑體" w:eastAsia="微軟正黑體" w:hAnsi="微軟正黑體" w:hint="eastAsia"/>
@@ -748,7 +772,7 @@
         <w:spacing w:after="0"/>
         <w:contextualSpacing/>
         <w:rPr>
-          <w:rFonts w:ascii="微軟正黑體" w:eastAsia="微軟正黑體" w:hAnsi="微軟正黑體"/>
+          <w:rFonts w:ascii="微軟正黑體" w:eastAsia="微軟正黑體" w:hAnsi="微軟正黑體" w:hint="eastAsia"/>
           <w:sz w:val="20"/>
           <w:szCs w:val="20"/>
         </w:rPr>
@@ -761,18 +785,6 @@
         </w:rPr>
         <w:t>10. 日月報表的欄位新增等確認</w:t>
       </w:r>
-    </w:p>
-    <w:p>
-      <w:pPr>
-        <w:snapToGrid w:val="0"/>
-        <w:spacing w:after="0"/>
-        <w:contextualSpacing/>
-        <w:rPr>
-          <w:rFonts w:ascii="微軟正黑體" w:eastAsia="微軟正黑體" w:hAnsi="微軟正黑體"/>
-          <w:sz w:val="20"/>
-          <w:szCs w:val="20"/>
-        </w:rPr>
-      </w:pPr>
     </w:p>
     <w:p>
       <w:pPr>

--- a/委製需求明細.docx
+++ b/委製需求明細.docx
@@ -21,19 +21,53 @@
           <w:sz w:val="20"/>
           <w:szCs w:val="20"/>
         </w:rPr>
-        <w:t>1.刪除雅虎平台, 新增</w:t>
-      </w:r>
-      <w:proofErr w:type="spellStart"/>
-      <w:r>
-        <w:rPr>
-          <w:rFonts w:ascii="微軟正黑體" w:eastAsia="微軟正黑體" w:hAnsi="微軟正黑體" w:hint="eastAsia"/>
+        <w:t>1.刪除雅虎平台, 新增mo店/easystore</w:t>
+      </w:r>
+    </w:p>
+    <w:p>
+      <w:pPr>
+        <w:snapToGrid w:val="0"/>
+        <w:spacing w:after="0"/>
+        <w:contextualSpacing/>
+        <w:rPr>
+          <w:rFonts w:ascii="微軟正黑體" w:eastAsia="微軟正黑體" w:hAnsi="微軟正黑體"/>
+          <w:sz w:val="20"/>
+          <w:szCs w:val="20"/>
+        </w:rPr>
+      </w:pPr>
+    </w:p>
+    <w:p>
+      <w:pPr>
+        <w:snapToGrid w:val="0"/>
+        <w:spacing w:after="0"/>
+        <w:contextualSpacing/>
+        <w:rPr>
+          <w:rFonts w:ascii="微軟正黑體" w:eastAsia="微軟正黑體" w:hAnsi="微軟正黑體"/>
+          <w:sz w:val="20"/>
+          <w:szCs w:val="20"/>
+        </w:rPr>
+      </w:pPr>
+      <w:r>
+        <w:rPr>
+          <w:rFonts w:ascii="微軟正黑體" w:eastAsia="微軟正黑體" w:hAnsi="微軟正黑體" w:hint="eastAsia"/>
+          <w:sz w:val="20"/>
+          <w:szCs w:val="20"/>
+        </w:rPr>
+        <w:t>2.刪除分類A/B報表，統一合併為一個報表</w:t>
+      </w:r>
+    </w:p>
+    <w:p>
+      <w:pPr>
+        <w:snapToGrid w:val="0"/>
+        <w:spacing w:after="0"/>
+        <w:contextualSpacing/>
+        <w:rPr>
+          <w:rFonts w:ascii="微軟正黑體" w:eastAsia="微軟正黑體" w:hAnsi="微軟正黑體"/>
           <w:strike/>
           <w:sz w:val="20"/>
           <w:szCs w:val="20"/>
         </w:rPr>
-        <w:t>mo</w:t>
-      </w:r>
-      <w:proofErr w:type="spellEnd"/>
+      </w:pPr>
       <w:r>
         <w:rPr>
           <w:rFonts w:ascii="微軟正黑體" w:eastAsia="微軟正黑體" w:hAnsi="微軟正黑體" w:hint="eastAsia"/>
@@ -41,74 +75,115 @@
           <w:sz w:val="20"/>
           <w:szCs w:val="20"/>
         </w:rPr>
-        <w:t>店/</w:t>
-      </w:r>
-      <w:proofErr w:type="spellStart"/>
-      <w:r>
-        <w:rPr>
-          <w:rFonts w:ascii="微軟正黑體" w:eastAsia="微軟正黑體" w:hAnsi="微軟正黑體" w:hint="eastAsia"/>
+        <w:t>-入庫人可以刪掉</w:t>
+      </w:r>
+    </w:p>
+    <w:p>
+      <w:pPr>
+        <w:snapToGrid w:val="0"/>
+        <w:spacing w:after="0"/>
+        <w:contextualSpacing/>
+        <w:rPr>
+          <w:rFonts w:ascii="微軟正黑體" w:eastAsia="微軟正黑體" w:hAnsi="微軟正黑體"/>
+          <w:sz w:val="20"/>
+          <w:szCs w:val="20"/>
+        </w:rPr>
+      </w:pPr>
+      <w:r>
+        <w:rPr>
+          <w:rFonts w:ascii="微軟正黑體" w:eastAsia="微軟正黑體" w:hAnsi="微軟正黑體" w:hint="eastAsia"/>
+          <w:sz w:val="20"/>
+          <w:szCs w:val="20"/>
+        </w:rPr>
+        <w:t>-出庫的出庫人可刪除 column</w:t>
+      </w:r>
+    </w:p>
+    <w:p>
+      <w:pPr>
+        <w:snapToGrid w:val="0"/>
+        <w:spacing w:after="0"/>
+        <w:contextualSpacing/>
+        <w:rPr>
+          <w:rFonts w:ascii="微軟正黑體" w:eastAsia="微軟正黑體" w:hAnsi="微軟正黑體"/>
+          <w:sz w:val="20"/>
+          <w:szCs w:val="20"/>
+        </w:rPr>
+      </w:pPr>
+      <w:r>
+        <w:rPr>
+          <w:rFonts w:ascii="微軟正黑體" w:eastAsia="微軟正黑體" w:hAnsi="微軟正黑體" w:hint="eastAsia"/>
+          <w:sz w:val="20"/>
+          <w:szCs w:val="20"/>
+        </w:rPr>
+        <w:t>-導出日報表不分AB</w:t>
+      </w:r>
+    </w:p>
+    <w:p>
+      <w:pPr>
+        <w:snapToGrid w:val="0"/>
+        <w:spacing w:after="0"/>
+        <w:contextualSpacing/>
+        <w:rPr>
+          <w:rFonts w:ascii="微軟正黑體" w:eastAsia="微軟正黑體" w:hAnsi="微軟正黑體"/>
+          <w:sz w:val="20"/>
+          <w:szCs w:val="20"/>
+        </w:rPr>
+      </w:pPr>
+    </w:p>
+    <w:p>
+      <w:pPr>
+        <w:snapToGrid w:val="0"/>
+        <w:spacing w:after="0"/>
+        <w:contextualSpacing/>
+        <w:rPr>
+          <w:rFonts w:ascii="微軟正黑體" w:eastAsia="微軟正黑體" w:hAnsi="微軟正黑體"/>
+          <w:sz w:val="20"/>
+          <w:szCs w:val="20"/>
+        </w:rPr>
+      </w:pPr>
+      <w:r>
+        <w:rPr>
+          <w:rFonts w:ascii="微軟正黑體" w:eastAsia="微軟正黑體" w:hAnsi="微軟正黑體" w:hint="eastAsia"/>
+          <w:sz w:val="20"/>
+          <w:szCs w:val="20"/>
+        </w:rPr>
+        <w:t>3.新增商品明細的"主貨號"和"貨號"</w:t>
+      </w:r>
+    </w:p>
+    <w:p>
+      <w:pPr>
+        <w:snapToGrid w:val="0"/>
+        <w:spacing w:after="0"/>
+        <w:contextualSpacing/>
+        <w:rPr>
+          <w:rFonts w:ascii="微軟正黑體" w:eastAsia="微軟正黑體" w:hAnsi="微軟正黑體"/>
           <w:strike/>
           <w:sz w:val="20"/>
           <w:szCs w:val="20"/>
         </w:rPr>
-        <w:t>easystore</w:t>
-      </w:r>
-      <w:proofErr w:type="spellEnd"/>
-    </w:p>
-    <w:p>
-      <w:pPr>
-        <w:snapToGrid w:val="0"/>
-        <w:spacing w:after="0"/>
-        <w:contextualSpacing/>
-        <w:rPr>
-          <w:rFonts w:ascii="微軟正黑體" w:eastAsia="微軟正黑體" w:hAnsi="微軟正黑體"/>
-          <w:sz w:val="20"/>
-          <w:szCs w:val="20"/>
-        </w:rPr>
-      </w:pPr>
-    </w:p>
-    <w:p>
-      <w:pPr>
-        <w:snapToGrid w:val="0"/>
-        <w:spacing w:after="0"/>
-        <w:contextualSpacing/>
-        <w:rPr>
-          <w:rFonts w:ascii="微軟正黑體" w:eastAsia="微軟正黑體" w:hAnsi="微軟正黑體"/>
-          <w:sz w:val="20"/>
-          <w:szCs w:val="20"/>
-        </w:rPr>
-      </w:pPr>
-      <w:r>
-        <w:rPr>
-          <w:rFonts w:ascii="微軟正黑體" w:eastAsia="微軟正黑體" w:hAnsi="微軟正黑體" w:hint="eastAsia"/>
-          <w:sz w:val="20"/>
-          <w:szCs w:val="20"/>
-        </w:rPr>
-        <w:t>2.刪除分類A/B報表，統一合併為一個報表</w:t>
-      </w:r>
-    </w:p>
-    <w:p>
-      <w:pPr>
-        <w:snapToGrid w:val="0"/>
-        <w:spacing w:after="0"/>
-        <w:contextualSpacing/>
-        <w:rPr>
-          <w:rFonts w:ascii="微軟正黑體" w:eastAsia="微軟正黑體" w:hAnsi="微軟正黑體"/>
+      </w:pPr>
+      <w:r>
+        <w:rPr>
+          <w:rFonts w:ascii="微軟正黑體" w:eastAsia="微軟正黑體" w:hAnsi="微軟正黑體" w:hint="eastAsia"/>
           <w:strike/>
           <w:sz w:val="20"/>
           <w:szCs w:val="20"/>
         </w:rPr>
-      </w:pPr>
-      <w:r>
-        <w:rPr>
-          <w:rFonts w:ascii="微軟正黑體" w:eastAsia="微軟正黑體" w:hAnsi="微軟正黑體" w:hint="eastAsia"/>
+        <w:t>-入庫多一欄主貨號(概念等同目前原本的貨號)</w:t>
+      </w:r>
+    </w:p>
+    <w:p>
+      <w:pPr>
+        <w:snapToGrid w:val="0"/>
+        <w:spacing w:after="0"/>
+        <w:contextualSpacing/>
+        <w:rPr>
+          <w:rFonts w:ascii="微軟正黑體" w:eastAsia="微軟正黑體" w:hAnsi="微軟正黑體"/>
           <w:strike/>
           <w:sz w:val="20"/>
           <w:szCs w:val="20"/>
         </w:rPr>
-        <w:t>-入庫人可以</w:t>
-      </w:r>
-      <w:proofErr w:type="gramStart"/>
+      </w:pPr>
       <w:r>
         <w:rPr>
           <w:rFonts w:ascii="微軟正黑體" w:eastAsia="微軟正黑體" w:hAnsi="微軟正黑體" w:hint="eastAsia"/>
@@ -116,131 +191,75 @@
           <w:sz w:val="20"/>
           <w:szCs w:val="20"/>
         </w:rPr>
-        <w:t>刪</w:t>
-      </w:r>
-      <w:proofErr w:type="gramEnd"/>
-      <w:r>
-        <w:rPr>
-          <w:rFonts w:ascii="微軟正黑體" w:eastAsia="微軟正黑體" w:hAnsi="微軟正黑體" w:hint="eastAsia"/>
+        <w:t>-新的貨號可以參考蝦皮</w:t>
+      </w:r>
+    </w:p>
+    <w:p>
+      <w:pPr>
+        <w:snapToGrid w:val="0"/>
+        <w:spacing w:after="0"/>
+        <w:contextualSpacing/>
+        <w:rPr>
+          <w:rFonts w:ascii="微軟正黑體" w:eastAsia="微軟正黑體" w:hAnsi="微軟正黑體"/>
+          <w:sz w:val="20"/>
+          <w:szCs w:val="20"/>
+        </w:rPr>
+      </w:pPr>
+      <w:r>
+        <w:rPr>
+          <w:rFonts w:ascii="微軟正黑體" w:eastAsia="微軟正黑體" w:hAnsi="微軟正黑體" w:hint="eastAsia"/>
+          <w:sz w:val="20"/>
+          <w:szCs w:val="20"/>
+        </w:rPr>
+        <w:t>-對照表依照"貨號"自動匹配商品</w:t>
+      </w:r>
+    </w:p>
+    <w:p>
+      <w:pPr>
+        <w:snapToGrid w:val="0"/>
+        <w:spacing w:after="0"/>
+        <w:contextualSpacing/>
+        <w:rPr>
+          <w:rFonts w:ascii="微軟正黑體" w:eastAsia="微軟正黑體" w:hAnsi="微軟正黑體"/>
+          <w:sz w:val="20"/>
+          <w:szCs w:val="20"/>
+        </w:rPr>
+      </w:pPr>
+    </w:p>
+    <w:p>
+      <w:pPr>
+        <w:snapToGrid w:val="0"/>
+        <w:spacing w:after="0"/>
+        <w:contextualSpacing/>
+        <w:rPr>
+          <w:rFonts w:ascii="微軟正黑體" w:eastAsia="微軟正黑體" w:hAnsi="微軟正黑體"/>
           <w:strike/>
           <w:sz w:val="20"/>
           <w:szCs w:val="20"/>
         </w:rPr>
-        <w:t>掉</w:t>
-      </w:r>
-    </w:p>
-    <w:p>
-      <w:pPr>
-        <w:snapToGrid w:val="0"/>
-        <w:spacing w:after="0"/>
-        <w:contextualSpacing/>
-        <w:rPr>
-          <w:rFonts w:ascii="微軟正黑體" w:eastAsia="微軟正黑體" w:hAnsi="微軟正黑體"/>
-          <w:sz w:val="20"/>
-          <w:szCs w:val="20"/>
-        </w:rPr>
-      </w:pPr>
-      <w:r>
-        <w:rPr>
-          <w:rFonts w:ascii="微軟正黑體" w:eastAsia="微軟正黑體" w:hAnsi="微軟正黑體" w:hint="eastAsia"/>
-          <w:sz w:val="20"/>
-          <w:szCs w:val="20"/>
-        </w:rPr>
-        <w:t>-出庫的出庫人可刪除 column</w:t>
-      </w:r>
-    </w:p>
-    <w:p>
-      <w:pPr>
-        <w:snapToGrid w:val="0"/>
-        <w:spacing w:after="0"/>
-        <w:contextualSpacing/>
-        <w:rPr>
-          <w:rFonts w:ascii="微軟正黑體" w:eastAsia="微軟正黑體" w:hAnsi="微軟正黑體"/>
-          <w:sz w:val="20"/>
-          <w:szCs w:val="20"/>
-        </w:rPr>
-      </w:pPr>
-      <w:r>
-        <w:rPr>
-          <w:rFonts w:ascii="微軟正黑體" w:eastAsia="微軟正黑體" w:hAnsi="微軟正黑體" w:hint="eastAsia"/>
-          <w:sz w:val="20"/>
-          <w:szCs w:val="20"/>
-        </w:rPr>
-        <w:t>-導出日報表不分AB</w:t>
-      </w:r>
-    </w:p>
-    <w:p>
-      <w:pPr>
-        <w:snapToGrid w:val="0"/>
-        <w:spacing w:after="0"/>
-        <w:contextualSpacing/>
-        <w:rPr>
-          <w:rFonts w:ascii="微軟正黑體" w:eastAsia="微軟正黑體" w:hAnsi="微軟正黑體"/>
-          <w:sz w:val="20"/>
-          <w:szCs w:val="20"/>
-        </w:rPr>
-      </w:pPr>
-    </w:p>
-    <w:p>
-      <w:pPr>
-        <w:snapToGrid w:val="0"/>
-        <w:spacing w:after="0"/>
-        <w:contextualSpacing/>
-        <w:rPr>
-          <w:rFonts w:ascii="微軟正黑體" w:eastAsia="微軟正黑體" w:hAnsi="微軟正黑體"/>
-          <w:sz w:val="20"/>
-          <w:szCs w:val="20"/>
-        </w:rPr>
-      </w:pPr>
-      <w:r>
-        <w:rPr>
-          <w:rFonts w:ascii="微軟正黑體" w:eastAsia="微軟正黑體" w:hAnsi="微軟正黑體" w:hint="eastAsia"/>
-          <w:sz w:val="20"/>
-          <w:szCs w:val="20"/>
-        </w:rPr>
-        <w:t>3.新增商品明細的"</w:t>
-      </w:r>
-      <w:proofErr w:type="gramStart"/>
-      <w:r>
-        <w:rPr>
-          <w:rFonts w:ascii="微軟正黑體" w:eastAsia="微軟正黑體" w:hAnsi="微軟正黑體" w:hint="eastAsia"/>
-          <w:sz w:val="20"/>
-          <w:szCs w:val="20"/>
-        </w:rPr>
-        <w:t>主貨號</w:t>
-      </w:r>
-      <w:proofErr w:type="gramEnd"/>
-      <w:r>
-        <w:rPr>
-          <w:rFonts w:ascii="微軟正黑體" w:eastAsia="微軟正黑體" w:hAnsi="微軟正黑體" w:hint="eastAsia"/>
-          <w:sz w:val="20"/>
-          <w:szCs w:val="20"/>
-        </w:rPr>
-        <w:t>"和"貨號"</w:t>
-      </w:r>
-    </w:p>
-    <w:p>
-      <w:pPr>
-        <w:snapToGrid w:val="0"/>
-        <w:spacing w:after="0"/>
-        <w:contextualSpacing/>
-        <w:rPr>
-          <w:rFonts w:ascii="微軟正黑體" w:eastAsia="微軟正黑體" w:hAnsi="微軟正黑體"/>
+      </w:pPr>
+      <w:r>
+        <w:rPr>
+          <w:rFonts w:ascii="微軟正黑體" w:eastAsia="微軟正黑體" w:hAnsi="微軟正黑體" w:hint="eastAsia"/>
           <w:strike/>
           <w:sz w:val="20"/>
           <w:szCs w:val="20"/>
         </w:rPr>
-      </w:pPr>
-      <w:r>
-        <w:rPr>
-          <w:rFonts w:ascii="微軟正黑體" w:eastAsia="微軟正黑體" w:hAnsi="微軟正黑體" w:hint="eastAsia"/>
+        <w:t>4.圖表商品清單優化</w:t>
+      </w:r>
+    </w:p>
+    <w:p>
+      <w:pPr>
+        <w:snapToGrid w:val="0"/>
+        <w:spacing w:after="0"/>
+        <w:contextualSpacing/>
+        <w:rPr>
+          <w:rFonts w:ascii="微軟正黑體" w:eastAsia="微軟正黑體" w:hAnsi="微軟正黑體"/>
           <w:strike/>
           <w:sz w:val="20"/>
           <w:szCs w:val="20"/>
         </w:rPr>
-        <w:t>-入庫多一</w:t>
-      </w:r>
-      <w:proofErr w:type="gramStart"/>
+      </w:pPr>
       <w:r>
         <w:rPr>
           <w:rFonts w:ascii="微軟正黑體" w:eastAsia="微軟正黑體" w:hAnsi="微軟正黑體" w:hint="eastAsia"/>
@@ -248,177 +267,29 @@
           <w:sz w:val="20"/>
           <w:szCs w:val="20"/>
         </w:rPr>
-        <w:t>欄主貨</w:t>
-      </w:r>
-      <w:proofErr w:type="gramEnd"/>
-      <w:r>
-        <w:rPr>
-          <w:rFonts w:ascii="微軟正黑體" w:eastAsia="微軟正黑體" w:hAnsi="微軟正黑體" w:hint="eastAsia"/>
+        <w:t>-不用分AB</w:t>
+      </w:r>
+    </w:p>
+    <w:p>
+      <w:pPr>
+        <w:snapToGrid w:val="0"/>
+        <w:spacing w:after="0"/>
+        <w:contextualSpacing/>
+        <w:rPr>
+          <w:rFonts w:ascii="微軟正黑體" w:eastAsia="微軟正黑體" w:hAnsi="微軟正黑體"/>
           <w:strike/>
           <w:sz w:val="20"/>
           <w:szCs w:val="20"/>
         </w:rPr>
-        <w:t>號(概念等同目前原本的貨號)</w:t>
-      </w:r>
-    </w:p>
-    <w:p>
-      <w:pPr>
-        <w:snapToGrid w:val="0"/>
-        <w:spacing w:after="0"/>
-        <w:contextualSpacing/>
-        <w:rPr>
-          <w:rFonts w:ascii="微軟正黑體" w:eastAsia="微軟正黑體" w:hAnsi="微軟正黑體"/>
+      </w:pPr>
+      <w:r>
+        <w:rPr>
+          <w:rFonts w:ascii="微軟正黑體" w:eastAsia="微軟正黑體" w:hAnsi="微軟正黑體" w:hint="eastAsia"/>
           <w:strike/>
           <w:sz w:val="20"/>
           <w:szCs w:val="20"/>
         </w:rPr>
-      </w:pPr>
-      <w:r>
-        <w:rPr>
-          <w:rFonts w:ascii="微軟正黑體" w:eastAsia="微軟正黑體" w:hAnsi="微軟正黑體" w:hint="eastAsia"/>
-          <w:strike/>
-          <w:sz w:val="20"/>
-          <w:szCs w:val="20"/>
-        </w:rPr>
-        <w:t>-新的貨號可以參考蝦皮</w:t>
-      </w:r>
-    </w:p>
-    <w:p>
-      <w:pPr>
-        <w:snapToGrid w:val="0"/>
-        <w:spacing w:after="0"/>
-        <w:contextualSpacing/>
-        <w:rPr>
-          <w:rFonts w:ascii="微軟正黑體" w:eastAsia="微軟正黑體" w:hAnsi="微軟正黑體"/>
-          <w:sz w:val="20"/>
-          <w:szCs w:val="20"/>
-        </w:rPr>
-      </w:pPr>
-      <w:r>
-        <w:rPr>
-          <w:rFonts w:ascii="微軟正黑體" w:eastAsia="微軟正黑體" w:hAnsi="微軟正黑體" w:hint="eastAsia"/>
-          <w:sz w:val="20"/>
-          <w:szCs w:val="20"/>
-        </w:rPr>
-        <w:t>-對照表依照"貨號"自動匹配商品</w:t>
-      </w:r>
-    </w:p>
-    <w:p>
-      <w:pPr>
-        <w:snapToGrid w:val="0"/>
-        <w:spacing w:after="0"/>
-        <w:contextualSpacing/>
-        <w:rPr>
-          <w:rFonts w:ascii="微軟正黑體" w:eastAsia="微軟正黑體" w:hAnsi="微軟正黑體"/>
-          <w:sz w:val="20"/>
-          <w:szCs w:val="20"/>
-        </w:rPr>
-      </w:pPr>
-    </w:p>
-    <w:p>
-      <w:pPr>
-        <w:snapToGrid w:val="0"/>
-        <w:spacing w:after="0"/>
-        <w:contextualSpacing/>
-        <w:rPr>
-          <w:rFonts w:ascii="微軟正黑體" w:eastAsia="微軟正黑體" w:hAnsi="微軟正黑體"/>
-          <w:strike/>
-          <w:sz w:val="20"/>
-          <w:szCs w:val="20"/>
-        </w:rPr>
-      </w:pPr>
-      <w:r>
-        <w:rPr>
-          <w:rFonts w:ascii="微軟正黑體" w:eastAsia="微軟正黑體" w:hAnsi="微軟正黑體" w:hint="eastAsia"/>
-          <w:strike/>
-          <w:sz w:val="20"/>
-          <w:szCs w:val="20"/>
-        </w:rPr>
-        <w:t>4.圖表商品清單優化</w:t>
-      </w:r>
-    </w:p>
-    <w:p>
-      <w:pPr>
-        <w:snapToGrid w:val="0"/>
-        <w:spacing w:after="0"/>
-        <w:contextualSpacing/>
-        <w:rPr>
-          <w:rFonts w:ascii="微軟正黑體" w:eastAsia="微軟正黑體" w:hAnsi="微軟正黑體"/>
-          <w:strike/>
-          <w:sz w:val="20"/>
-          <w:szCs w:val="20"/>
-        </w:rPr>
-      </w:pPr>
-      <w:r>
-        <w:rPr>
-          <w:rFonts w:ascii="微軟正黑體" w:eastAsia="微軟正黑體" w:hAnsi="微軟正黑體" w:hint="eastAsia"/>
-          <w:strike/>
-          <w:sz w:val="20"/>
-          <w:szCs w:val="20"/>
-        </w:rPr>
-        <w:t>-不用分AB</w:t>
-      </w:r>
-    </w:p>
-    <w:p>
-      <w:pPr>
-        <w:snapToGrid w:val="0"/>
-        <w:spacing w:after="0"/>
-        <w:contextualSpacing/>
-        <w:rPr>
-          <w:rFonts w:ascii="微軟正黑體" w:eastAsia="微軟正黑體" w:hAnsi="微軟正黑體"/>
-          <w:strike/>
-          <w:sz w:val="20"/>
-          <w:szCs w:val="20"/>
-        </w:rPr>
-      </w:pPr>
-      <w:r>
-        <w:rPr>
-          <w:rFonts w:ascii="微軟正黑體" w:eastAsia="微軟正黑體" w:hAnsi="微軟正黑體" w:hint="eastAsia"/>
-          <w:strike/>
-          <w:sz w:val="20"/>
-          <w:szCs w:val="20"/>
-        </w:rPr>
-        <w:t>-</w:t>
-      </w:r>
-      <w:proofErr w:type="gramStart"/>
-      <w:r>
-        <w:rPr>
-          <w:rFonts w:ascii="微軟正黑體" w:eastAsia="微軟正黑體" w:hAnsi="微軟正黑體" w:hint="eastAsia"/>
-          <w:strike/>
-          <w:sz w:val="20"/>
-          <w:szCs w:val="20"/>
-        </w:rPr>
-        <w:t>主貨號</w:t>
-      </w:r>
-      <w:proofErr w:type="gramEnd"/>
-      <w:r>
-        <w:rPr>
-          <w:rFonts w:ascii="微軟正黑體" w:eastAsia="微軟正黑體" w:hAnsi="微軟正黑體" w:hint="eastAsia"/>
-          <w:strike/>
-          <w:sz w:val="20"/>
-          <w:szCs w:val="20"/>
-        </w:rPr>
-        <w:t>、</w:t>
-      </w:r>
-      <w:proofErr w:type="gramStart"/>
-      <w:r>
-        <w:rPr>
-          <w:rFonts w:ascii="微軟正黑體" w:eastAsia="微軟正黑體" w:hAnsi="微軟正黑體" w:hint="eastAsia"/>
-          <w:strike/>
-          <w:sz w:val="20"/>
-          <w:szCs w:val="20"/>
-        </w:rPr>
-        <w:t>細貨號</w:t>
-      </w:r>
-      <w:proofErr w:type="gramEnd"/>
-      <w:r>
-        <w:rPr>
-          <w:rFonts w:ascii="微軟正黑體" w:eastAsia="微軟正黑體" w:hAnsi="微軟正黑體" w:hint="eastAsia"/>
-          <w:strike/>
-          <w:sz w:val="20"/>
-          <w:szCs w:val="20"/>
-        </w:rPr>
-        <w:t>都要能 FILTER</w:t>
+        <w:t>-主貨號、細貨號都要能 FILTER</w:t>
       </w:r>
     </w:p>
     <w:p>
@@ -563,7 +434,6 @@
         </w:rPr>
         <w:t>滿額</w:t>
       </w:r>
-      <w:proofErr w:type="gramStart"/>
       <w:r>
         <w:rPr>
           <w:rFonts w:ascii="微軟正黑體" w:eastAsia="微軟正黑體" w:hAnsi="微軟正黑體" w:hint="eastAsia"/>
@@ -582,7 +452,6 @@
         <w:tab/>
         <w:t>1000</w:t>
       </w:r>
-      <w:proofErr w:type="gramEnd"/>
       <w:r>
         <w:rPr>
           <w:rFonts w:ascii="微軟正黑體" w:eastAsia="微軟正黑體" w:hAnsi="微軟正黑體" w:hint="eastAsia"/>
@@ -651,51 +520,43 @@
           <w:szCs w:val="20"/>
         </w:rPr>
       </w:pPr>
-      <w:proofErr w:type="gramStart"/>
-      <w:r>
-        <w:rPr>
-          <w:rFonts w:ascii="微軟正黑體" w:eastAsia="微軟正黑體" w:hAnsi="微軟正黑體" w:hint="eastAsia"/>
-          <w:sz w:val="20"/>
-          <w:szCs w:val="20"/>
-        </w:rPr>
-        <w:t>免運、免運</w:t>
-      </w:r>
-      <w:proofErr w:type="gramEnd"/>
-      <w:r>
-        <w:rPr>
-          <w:rFonts w:ascii="微軟正黑體" w:eastAsia="微軟正黑體" w:hAnsi="微軟正黑體" w:hint="eastAsia"/>
-          <w:sz w:val="20"/>
-          <w:szCs w:val="20"/>
-        </w:rPr>
-        <w:t>門檻刪除</w:t>
-      </w:r>
-    </w:p>
-    <w:p>
-      <w:pPr>
-        <w:snapToGrid w:val="0"/>
-        <w:spacing w:after="0"/>
-        <w:contextualSpacing/>
-        <w:rPr>
-          <w:rFonts w:ascii="微軟正黑體" w:eastAsia="微軟正黑體" w:hAnsi="微軟正黑體"/>
-          <w:sz w:val="20"/>
-          <w:szCs w:val="20"/>
-        </w:rPr>
-      </w:pPr>
-    </w:p>
-    <w:p>
-      <w:pPr>
-        <w:snapToGrid w:val="0"/>
-        <w:spacing w:after="0"/>
-        <w:contextualSpacing/>
-        <w:rPr>
-          <w:rFonts w:ascii="微軟正黑體" w:eastAsia="微軟正黑體" w:hAnsi="微軟正黑體"/>
-          <w:sz w:val="20"/>
-          <w:szCs w:val="20"/>
-        </w:rPr>
-      </w:pPr>
-      <w:r>
-        <w:rPr>
-          <w:rFonts w:ascii="微軟正黑體" w:eastAsia="微軟正黑體" w:hAnsi="微軟正黑體" w:hint="eastAsia"/>
+      <w:r>
+        <w:rPr>
+          <w:rFonts w:ascii="微軟正黑體" w:eastAsia="微軟正黑體" w:hAnsi="微軟正黑體" w:hint="eastAsia"/>
+          <w:sz w:val="20"/>
+          <w:szCs w:val="20"/>
+        </w:rPr>
+        <w:t>免運、免運門檻刪除</w:t>
+      </w:r>
+    </w:p>
+    <w:p>
+      <w:pPr>
+        <w:snapToGrid w:val="0"/>
+        <w:spacing w:after="0"/>
+        <w:contextualSpacing/>
+        <w:rPr>
+          <w:rFonts w:ascii="微軟正黑體" w:eastAsia="微軟正黑體" w:hAnsi="微軟正黑體"/>
+          <w:sz w:val="20"/>
+          <w:szCs w:val="20"/>
+        </w:rPr>
+      </w:pPr>
+    </w:p>
+    <w:p>
+      <w:pPr>
+        <w:snapToGrid w:val="0"/>
+        <w:spacing w:after="0"/>
+        <w:contextualSpacing/>
+        <w:rPr>
+          <w:rFonts w:ascii="微軟正黑體" w:eastAsia="微軟正黑體" w:hAnsi="微軟正黑體"/>
+          <w:strike/>
+          <w:sz w:val="20"/>
+          <w:szCs w:val="20"/>
+        </w:rPr>
+      </w:pPr>
+      <w:r>
+        <w:rPr>
+          <w:rFonts w:ascii="微軟正黑體" w:eastAsia="微軟正黑體" w:hAnsi="微軟正黑體" w:hint="eastAsia"/>
+          <w:strike/>
           <w:sz w:val="20"/>
           <w:szCs w:val="20"/>
         </w:rPr>
@@ -876,6 +737,205 @@
           <w:szCs w:val="20"/>
         </w:rPr>
         <w:t>030812</w:t>
+      </w:r>
+    </w:p>
+    <w:p>
+      <w:pPr>
+        <w:snapToGrid w:val="0"/>
+        <w:spacing w:after="0"/>
+        <w:contextualSpacing/>
+        <w:rPr>
+          <w:rFonts w:ascii="微軟正黑體" w:eastAsia="微軟正黑體" w:hAnsi="微軟正黑體"/>
+          <w:sz w:val="20"/>
+          <w:szCs w:val="20"/>
+        </w:rPr>
+      </w:pPr>
+    </w:p>
+    <w:p>
+      <w:pPr>
+        <w:snapToGrid w:val="0"/>
+        <w:spacing w:after="0"/>
+        <w:contextualSpacing/>
+        <w:rPr>
+          <w:rFonts w:ascii="微軟正黑體" w:eastAsia="微軟正黑體" w:hAnsi="微軟正黑體"/>
+          <w:sz w:val="20"/>
+          <w:szCs w:val="20"/>
+          <w:highlight w:val="yellow"/>
+        </w:rPr>
+      </w:pPr>
+      <w:r>
+        <w:rPr>
+          <w:rFonts w:ascii="微軟正黑體" w:eastAsia="微軟正黑體" w:hAnsi="微軟正黑體" w:hint="eastAsia"/>
+          <w:sz w:val="20"/>
+          <w:szCs w:val="20"/>
+          <w:highlight w:val="yellow"/>
+        </w:rPr>
+        <w:t>改環境 data 環境</w:t>
+      </w:r>
+    </w:p>
+    <w:p>
+      <w:pPr>
+        <w:snapToGrid w:val="0"/>
+        <w:spacing w:after="0"/>
+        <w:contextualSpacing/>
+        <w:rPr>
+          <w:rFonts w:ascii="微軟正黑體" w:eastAsia="微軟正黑體" w:hAnsi="微軟正黑體"/>
+          <w:sz w:val="20"/>
+          <w:szCs w:val="20"/>
+          <w:highlight w:val="yellow"/>
+        </w:rPr>
+      </w:pPr>
+      <w:r>
+        <w:rPr>
+          <w:rFonts w:ascii="微軟正黑體" w:eastAsia="微軟正黑體" w:hAnsi="微軟正黑體"/>
+          <w:sz w:val="20"/>
+          <w:szCs w:val="20"/>
+          <w:highlight w:val="yellow"/>
+        </w:rPr>
+        <w:t>D:\pythonworkspace\e-commerce-ERP-system-streamlit-app\utils\data_manager.py</w:t>
+      </w:r>
+    </w:p>
+    <w:p>
+      <w:pPr>
+        <w:snapToGrid w:val="0"/>
+        <w:spacing w:after="0"/>
+        <w:contextualSpacing/>
+        <w:rPr>
+          <w:rFonts w:ascii="微軟正黑體" w:eastAsia="微軟正黑體" w:hAnsi="微軟正黑體"/>
+          <w:sz w:val="20"/>
+          <w:szCs w:val="20"/>
+          <w:highlight w:val="yellow"/>
+        </w:rPr>
+      </w:pPr>
+      <w:r>
+        <w:rPr>
+          <w:rFonts w:ascii="微軟正黑體" w:eastAsia="微軟正黑體" w:hAnsi="微軟正黑體"/>
+          <w:sz w:val="20"/>
+          <w:szCs w:val="20"/>
+          <w:highlight w:val="yellow"/>
+        </w:rPr>
+        <w:t>DATA_DIR = Path(__file__).resolve().parent.parent / "</w:t>
+      </w:r>
+      <w:r>
+        <w:rPr>
+          <w:rFonts w:ascii="微軟正黑體" w:eastAsia="微軟正黑體" w:hAnsi="微軟正黑體"/>
+          <w:color w:val="EE0000"/>
+          <w:sz w:val="20"/>
+          <w:szCs w:val="20"/>
+          <w:highlight w:val="yellow"/>
+        </w:rPr>
+        <w:t>data</w:t>
+      </w:r>
+      <w:r>
+        <w:rPr>
+          <w:rFonts w:ascii="微軟正黑體" w:eastAsia="微軟正黑體" w:hAnsi="微軟正黑體"/>
+          <w:sz w:val="20"/>
+          <w:szCs w:val="20"/>
+          <w:highlight w:val="yellow"/>
+        </w:rPr>
+        <w:t>"</w:t>
+      </w:r>
+    </w:p>
+    <w:p>
+      <w:pPr>
+        <w:snapToGrid w:val="0"/>
+        <w:spacing w:after="0"/>
+        <w:contextualSpacing/>
+        <w:rPr>
+          <w:rFonts w:ascii="微軟正黑體" w:eastAsia="微軟正黑體" w:hAnsi="微軟正黑體"/>
+          <w:sz w:val="20"/>
+          <w:szCs w:val="20"/>
+          <w:highlight w:val="yellow"/>
+        </w:rPr>
+      </w:pPr>
+      <w:r>
+        <w:rPr>
+          <w:rFonts w:ascii="微軟正黑體" w:eastAsia="微軟正黑體" w:hAnsi="微軟正黑體" w:hint="eastAsia"/>
+          <w:sz w:val="20"/>
+          <w:szCs w:val="20"/>
+          <w:highlight w:val="yellow"/>
+        </w:rPr>
+        <w:t>D:\pythonworkspace\e-commerce-ERP-system-streamlit-app\pages\1_匯入資料.py</w:t>
+      </w:r>
+    </w:p>
+    <w:p>
+      <w:pPr>
+        <w:snapToGrid w:val="0"/>
+        <w:spacing w:after="0"/>
+        <w:contextualSpacing/>
+        <w:rPr>
+          <w:rFonts w:ascii="微軟正黑體" w:eastAsia="微軟正黑體" w:hAnsi="微軟正黑體"/>
+          <w:sz w:val="20"/>
+          <w:szCs w:val="20"/>
+        </w:rPr>
+      </w:pPr>
+      <w:r>
+        <w:rPr>
+          <w:rFonts w:ascii="微軟正黑體" w:eastAsia="微軟正黑體" w:hAnsi="微軟正黑體"/>
+          <w:sz w:val="20"/>
+          <w:szCs w:val="20"/>
+          <w:highlight w:val="yellow"/>
+        </w:rPr>
+        <w:t>TEMPLATE_PATH = Path(__file__).resolve().parent.parent / "</w:t>
+      </w:r>
+      <w:r>
+        <w:rPr>
+          <w:rFonts w:ascii="微軟正黑體" w:eastAsia="微軟正黑體" w:hAnsi="微軟正黑體"/>
+          <w:color w:val="EE0000"/>
+          <w:sz w:val="20"/>
+          <w:szCs w:val="20"/>
+          <w:highlight w:val="yellow"/>
+        </w:rPr>
+        <w:t>data</w:t>
+      </w:r>
+      <w:r>
+        <w:rPr>
+          <w:rFonts w:ascii="微軟正黑體" w:eastAsia="微軟正黑體" w:hAnsi="微軟正黑體"/>
+          <w:sz w:val="20"/>
+          <w:szCs w:val="20"/>
+          <w:highlight w:val="yellow"/>
+        </w:rPr>
+        <w:t>" / "入庫.xlsx"</w:t>
+      </w:r>
+    </w:p>
+    <w:p>
+      <w:pPr>
+        <w:snapToGrid w:val="0"/>
+        <w:spacing w:after="0"/>
+        <w:contextualSpacing/>
+        <w:rPr>
+          <w:rFonts w:ascii="微軟正黑體" w:eastAsia="微軟正黑體" w:hAnsi="微軟正黑體"/>
+          <w:sz w:val="20"/>
+          <w:szCs w:val="20"/>
+        </w:rPr>
+      </w:pPr>
+    </w:p>
+    <w:p>
+      <w:pPr>
+        <w:snapToGrid w:val="0"/>
+        <w:spacing w:after="0"/>
+        <w:contextualSpacing/>
+        <w:rPr>
+          <w:rFonts w:ascii="微軟正黑體" w:eastAsia="微軟正黑體" w:hAnsi="微軟正黑體" w:hint="eastAsia"/>
+          <w:sz w:val="20"/>
+          <w:szCs w:val="20"/>
+        </w:rPr>
+      </w:pPr>
+      <w:r>
+        <w:rPr>
+          <w:rFonts w:ascii="微軟正黑體" w:eastAsia="微軟正黑體" w:hAnsi="微軟正黑體"/>
+          <w:sz w:val="20"/>
+          <w:szCs w:val="20"/>
+        </w:rPr>
+        <w:t>D:\pythonworkspace\e-commerce-ERP-system-streamlit-app\data</w:t>
+      </w:r>
+      <w:r>
+        <w:rPr>
+          <w:rFonts w:ascii="微軟正黑體" w:eastAsia="微軟正黑體" w:hAnsi="微軟正黑體" w:hint="eastAsia"/>
+          <w:sz w:val="20"/>
+          <w:szCs w:val="20"/>
+        </w:rPr>
+        <w:t xml:space="preserve"> 記得清0給 user 從頭建立</w:t>
       </w:r>
     </w:p>
     <w:sectPr>
@@ -1543,7 +1603,6 @@
   <w:style w:type="character" w:default="1" w:styleId="a0">
     <w:name w:val="Default Paragraph Font"/>
     <w:uiPriority w:val="1"/>
-    <w:semiHidden/>
     <w:unhideWhenUsed/>
   </w:style>
   <w:style w:type="table" w:default="1" w:styleId="a1">
